--- a/Stock/data/supply_chain_reports/20260610/daily_digest.docx
+++ b/Stock/data/supply_chain_reports/20260610/daily_digest.docx
@@ -13,7 +13,7 @@
     </w:p>
     <w:p>
       <w:r>
-        <w:t>数据来源：新浪财经 | 生成时间：2026-06-10 19:02:08</w:t>
+        <w:t>数据来源：新浪财经 | 生成时间：2026-06-10 19:08:59</w:t>
       </w:r>
     </w:p>
     <w:p>

--- a/Stock/data/supply_chain_reports/20260610/daily_digest.docx
+++ b/Stock/data/supply_chain_reports/20260610/daily_digest.docx
@@ -13,7 +13,7 @@
     </w:p>
     <w:p>
       <w:r>
-        <w:t>数据来源：新浪财经 | 生成时间：2026-06-10 19:08:59</w:t>
+        <w:t>数据来源：新浪财经 | 生成时间：2026-06-10 19:18:18</w:t>
       </w:r>
     </w:p>
     <w:p>
@@ -211,17 +211,18 @@
         <w:tblLook w:firstColumn="1" w:firstRow="1" w:lastColumn="0" w:lastRow="0" w:noHBand="0" w:noVBand="1" w:val="04A0"/>
       </w:tblPr>
       <w:tblGrid>
-        <w:gridCol w:w="1440"/>
-        <w:gridCol w:w="1440"/>
-        <w:gridCol w:w="1440"/>
-        <w:gridCol w:w="1440"/>
-        <w:gridCol w:w="1440"/>
-        <w:gridCol w:w="1440"/>
+        <w:gridCol w:w="1234"/>
+        <w:gridCol w:w="1234"/>
+        <w:gridCol w:w="1234"/>
+        <w:gridCol w:w="1234"/>
+        <w:gridCol w:w="1234"/>
+        <w:gridCol w:w="1234"/>
+        <w:gridCol w:w="1234"/>
       </w:tblGrid>
       <w:tr>
         <w:tc>
           <w:tcPr>
-            <w:tcW w:type="dxa" w:w="1440"/>
+            <w:tcW w:type="dxa" w:w="1234"/>
           </w:tcPr>
           <w:p>
             <w:r>
@@ -231,7 +232,7 @@
         </w:tc>
         <w:tc>
           <w:tcPr>
-            <w:tcW w:type="dxa" w:w="1440"/>
+            <w:tcW w:type="dxa" w:w="1234"/>
           </w:tcPr>
           <w:p>
             <w:r>
@@ -241,7 +242,7 @@
         </w:tc>
         <w:tc>
           <w:tcPr>
-            <w:tcW w:type="dxa" w:w="1440"/>
+            <w:tcW w:type="dxa" w:w="1234"/>
           </w:tcPr>
           <w:p>
             <w:r>
@@ -251,17 +252,17 @@
         </w:tc>
         <w:tc>
           <w:tcPr>
-            <w:tcW w:type="dxa" w:w="1440"/>
-          </w:tcPr>
-          <w:p>
-            <w:r>
-              <w:t>收盘价</w:t>
-            </w:r>
-          </w:p>
-        </w:tc>
-        <w:tc>
-          <w:tcPr>
-            <w:tcW w:type="dxa" w:w="1440"/>
+            <w:tcW w:type="dxa" w:w="1234"/>
+          </w:tcPr>
+          <w:p>
+            <w:r>
+              <w:t>收盘价(元)</w:t>
+            </w:r>
+          </w:p>
+        </w:tc>
+        <w:tc>
+          <w:tcPr>
+            <w:tcW w:type="dxa" w:w="1234"/>
           </w:tcPr>
           <w:p>
             <w:r>
@@ -271,11 +272,21 @@
         </w:tc>
         <w:tc>
           <w:tcPr>
-            <w:tcW w:type="dxa" w:w="1440"/>
-          </w:tcPr>
-          <w:p>
-            <w:r>
-              <w:t>成交量</w:t>
+            <w:tcW w:type="dxa" w:w="1234"/>
+          </w:tcPr>
+          <w:p>
+            <w:r>
+              <w:t>成交量(万股)</w:t>
+            </w:r>
+          </w:p>
+        </w:tc>
+        <w:tc>
+          <w:tcPr>
+            <w:tcW w:type="dxa" w:w="1234"/>
+          </w:tcPr>
+          <w:p>
+            <w:r>
+              <w:t>成交额(亿元)</w:t>
             </w:r>
           </w:p>
         </w:tc>
@@ -283,7 +294,7 @@
       <w:tr>
         <w:tc>
           <w:tcPr>
-            <w:tcW w:type="dxa" w:w="1440"/>
+            <w:tcW w:type="dxa" w:w="1234"/>
           </w:tcPr>
           <w:p>
             <w:r>
@@ -293,7 +304,7 @@
         </w:tc>
         <w:tc>
           <w:tcPr>
-            <w:tcW w:type="dxa" w:w="1440"/>
+            <w:tcW w:type="dxa" w:w="1234"/>
           </w:tcPr>
           <w:p>
             <w:r>
@@ -303,7 +314,7 @@
         </w:tc>
         <w:tc>
           <w:tcPr>
-            <w:tcW w:type="dxa" w:w="1440"/>
+            <w:tcW w:type="dxa" w:w="1234"/>
           </w:tcPr>
           <w:p>
             <w:r>
@@ -313,7 +324,7 @@
         </w:tc>
         <w:tc>
           <w:tcPr>
-            <w:tcW w:type="dxa" w:w="1440"/>
+            <w:tcW w:type="dxa" w:w="1234"/>
           </w:tcPr>
           <w:p>
             <w:r>
@@ -323,7 +334,7 @@
         </w:tc>
         <w:tc>
           <w:tcPr>
-            <w:tcW w:type="dxa" w:w="1440"/>
+            <w:tcW w:type="dxa" w:w="1234"/>
           </w:tcPr>
           <w:p>
             <w:r>
@@ -333,11 +344,21 @@
         </w:tc>
         <w:tc>
           <w:tcPr>
-            <w:tcW w:type="dxa" w:w="1440"/>
-          </w:tcPr>
-          <w:p>
-            <w:r>
-              <w:t>3,228,480,444</w:t>
+            <w:tcW w:type="dxa" w:w="1234"/>
+          </w:tcPr>
+          <w:p>
+            <w:r>
+              <w:t>322848.04</w:t>
+            </w:r>
+          </w:p>
+        </w:tc>
+        <w:tc>
+          <w:tcPr>
+            <w:tcW w:type="dxa" w:w="1234"/>
+          </w:tcPr>
+          <w:p>
+            <w:r>
+              <w:t>196.46</w:t>
             </w:r>
           </w:p>
         </w:tc>
@@ -345,7 +366,7 @@
       <w:tr>
         <w:tc>
           <w:tcPr>
-            <w:tcW w:type="dxa" w:w="1440"/>
+            <w:tcW w:type="dxa" w:w="1234"/>
           </w:tcPr>
           <w:p>
             <w:r>
@@ -355,7 +376,7 @@
         </w:tc>
         <w:tc>
           <w:tcPr>
-            <w:tcW w:type="dxa" w:w="1440"/>
+            <w:tcW w:type="dxa" w:w="1234"/>
           </w:tcPr>
           <w:p>
             <w:r>
@@ -365,7 +386,7 @@
         </w:tc>
         <w:tc>
           <w:tcPr>
-            <w:tcW w:type="dxa" w:w="1440"/>
+            <w:tcW w:type="dxa" w:w="1234"/>
           </w:tcPr>
           <w:p>
             <w:r>
@@ -375,7 +396,7 @@
         </w:tc>
         <w:tc>
           <w:tcPr>
-            <w:tcW w:type="dxa" w:w="1440"/>
+            <w:tcW w:type="dxa" w:w="1234"/>
           </w:tcPr>
           <w:p>
             <w:r>
@@ -385,7 +406,7 @@
         </w:tc>
         <w:tc>
           <w:tcPr>
-            <w:tcW w:type="dxa" w:w="1440"/>
+            <w:tcW w:type="dxa" w:w="1234"/>
           </w:tcPr>
           <w:p>
             <w:r>
@@ -395,11 +416,21 @@
         </w:tc>
         <w:tc>
           <w:tcPr>
-            <w:tcW w:type="dxa" w:w="1440"/>
-          </w:tcPr>
-          <w:p>
-            <w:r>
-              <w:t>297,211,385</w:t>
+            <w:tcW w:type="dxa" w:w="1234"/>
+          </w:tcPr>
+          <w:p>
+            <w:r>
+              <w:t>29721.14</w:t>
+            </w:r>
+          </w:p>
+        </w:tc>
+        <w:tc>
+          <w:tcPr>
+            <w:tcW w:type="dxa" w:w="1234"/>
+          </w:tcPr>
+          <w:p>
+            <w:r>
+              <w:t>98.54</w:t>
             </w:r>
           </w:p>
         </w:tc>
@@ -407,7 +438,7 @@
       <w:tr>
         <w:tc>
           <w:tcPr>
-            <w:tcW w:type="dxa" w:w="1440"/>
+            <w:tcW w:type="dxa" w:w="1234"/>
           </w:tcPr>
           <w:p>
             <w:r>
@@ -417,7 +448,7 @@
         </w:tc>
         <w:tc>
           <w:tcPr>
-            <w:tcW w:type="dxa" w:w="1440"/>
+            <w:tcW w:type="dxa" w:w="1234"/>
           </w:tcPr>
           <w:p>
             <w:r>
@@ -427,7 +458,7 @@
         </w:tc>
         <w:tc>
           <w:tcPr>
-            <w:tcW w:type="dxa" w:w="1440"/>
+            <w:tcW w:type="dxa" w:w="1234"/>
           </w:tcPr>
           <w:p>
             <w:r>
@@ -437,7 +468,7 @@
         </w:tc>
         <w:tc>
           <w:tcPr>
-            <w:tcW w:type="dxa" w:w="1440"/>
+            <w:tcW w:type="dxa" w:w="1234"/>
           </w:tcPr>
           <w:p>
             <w:r>
@@ -447,7 +478,7 @@
         </w:tc>
         <w:tc>
           <w:tcPr>
-            <w:tcW w:type="dxa" w:w="1440"/>
+            <w:tcW w:type="dxa" w:w="1234"/>
           </w:tcPr>
           <w:p>
             <w:r>
@@ -457,11 +488,21 @@
         </w:tc>
         <w:tc>
           <w:tcPr>
-            <w:tcW w:type="dxa" w:w="1440"/>
-          </w:tcPr>
-          <w:p>
-            <w:r>
-              <w:t>237,907,122</w:t>
+            <w:tcW w:type="dxa" w:w="1234"/>
+          </w:tcPr>
+          <w:p>
+            <w:r>
+              <w:t>23790.71</w:t>
+            </w:r>
+          </w:p>
+        </w:tc>
+        <w:tc>
+          <w:tcPr>
+            <w:tcW w:type="dxa" w:w="1234"/>
+          </w:tcPr>
+          <w:p>
+            <w:r>
+              <w:t>41.01</w:t>
             </w:r>
           </w:p>
         </w:tc>
@@ -469,7 +510,7 @@
       <w:tr>
         <w:tc>
           <w:tcPr>
-            <w:tcW w:type="dxa" w:w="1440"/>
+            <w:tcW w:type="dxa" w:w="1234"/>
           </w:tcPr>
           <w:p>
             <w:r>
@@ -479,7 +520,7 @@
         </w:tc>
         <w:tc>
           <w:tcPr>
-            <w:tcW w:type="dxa" w:w="1440"/>
+            <w:tcW w:type="dxa" w:w="1234"/>
           </w:tcPr>
           <w:p>
             <w:r>
@@ -489,7 +530,7 @@
         </w:tc>
         <w:tc>
           <w:tcPr>
-            <w:tcW w:type="dxa" w:w="1440"/>
+            <w:tcW w:type="dxa" w:w="1234"/>
           </w:tcPr>
           <w:p>
             <w:r>
@@ -499,7 +540,7 @@
         </w:tc>
         <w:tc>
           <w:tcPr>
-            <w:tcW w:type="dxa" w:w="1440"/>
+            <w:tcW w:type="dxa" w:w="1234"/>
           </w:tcPr>
           <w:p>
             <w:r>
@@ -509,7 +550,7 @@
         </w:tc>
         <w:tc>
           <w:tcPr>
-            <w:tcW w:type="dxa" w:w="1440"/>
+            <w:tcW w:type="dxa" w:w="1234"/>
           </w:tcPr>
           <w:p>
             <w:r>
@@ -519,11 +560,21 @@
         </w:tc>
         <w:tc>
           <w:tcPr>
-            <w:tcW w:type="dxa" w:w="1440"/>
-          </w:tcPr>
-          <w:p>
-            <w:r>
-              <w:t>183,587,927</w:t>
+            <w:tcW w:type="dxa" w:w="1234"/>
+          </w:tcPr>
+          <w:p>
+            <w:r>
+              <w:t>18358.79</w:t>
+            </w:r>
+          </w:p>
+        </w:tc>
+        <w:tc>
+          <w:tcPr>
+            <w:tcW w:type="dxa" w:w="1234"/>
+          </w:tcPr>
+          <w:p>
+            <w:r>
+              <w:t>9.38</w:t>
             </w:r>
           </w:p>
         </w:tc>
@@ -531,7 +582,7 @@
       <w:tr>
         <w:tc>
           <w:tcPr>
-            <w:tcW w:type="dxa" w:w="1440"/>
+            <w:tcW w:type="dxa" w:w="1234"/>
           </w:tcPr>
           <w:p>
             <w:r>
@@ -541,7 +592,7 @@
         </w:tc>
         <w:tc>
           <w:tcPr>
-            <w:tcW w:type="dxa" w:w="1440"/>
+            <w:tcW w:type="dxa" w:w="1234"/>
           </w:tcPr>
           <w:p>
             <w:r>
@@ -551,7 +602,7 @@
         </w:tc>
         <w:tc>
           <w:tcPr>
-            <w:tcW w:type="dxa" w:w="1440"/>
+            <w:tcW w:type="dxa" w:w="1234"/>
           </w:tcPr>
           <w:p>
             <w:r>
@@ -561,7 +612,7 @@
         </w:tc>
         <w:tc>
           <w:tcPr>
-            <w:tcW w:type="dxa" w:w="1440"/>
+            <w:tcW w:type="dxa" w:w="1234"/>
           </w:tcPr>
           <w:p>
             <w:r>
@@ -571,7 +622,7 @@
         </w:tc>
         <w:tc>
           <w:tcPr>
-            <w:tcW w:type="dxa" w:w="1440"/>
+            <w:tcW w:type="dxa" w:w="1234"/>
           </w:tcPr>
           <w:p>
             <w:r>
@@ -581,11 +632,21 @@
         </w:tc>
         <w:tc>
           <w:tcPr>
-            <w:tcW w:type="dxa" w:w="1440"/>
-          </w:tcPr>
-          <w:p>
-            <w:r>
-              <w:t>118,284,059</w:t>
+            <w:tcW w:type="dxa" w:w="1234"/>
+          </w:tcPr>
+          <w:p>
+            <w:r>
+              <w:t>11828.41</w:t>
+            </w:r>
+          </w:p>
+        </w:tc>
+        <w:tc>
+          <w:tcPr>
+            <w:tcW w:type="dxa" w:w="1234"/>
+          </w:tcPr>
+          <w:p>
+            <w:r>
+              <w:t>31.05</w:t>
             </w:r>
           </w:p>
         </w:tc>
@@ -593,7 +654,7 @@
       <w:tr>
         <w:tc>
           <w:tcPr>
-            <w:tcW w:type="dxa" w:w="1440"/>
+            <w:tcW w:type="dxa" w:w="1234"/>
           </w:tcPr>
           <w:p>
             <w:r>
@@ -603,7 +664,7 @@
         </w:tc>
         <w:tc>
           <w:tcPr>
-            <w:tcW w:type="dxa" w:w="1440"/>
+            <w:tcW w:type="dxa" w:w="1234"/>
           </w:tcPr>
           <w:p>
             <w:r>
@@ -613,7 +674,7 @@
         </w:tc>
         <w:tc>
           <w:tcPr>
-            <w:tcW w:type="dxa" w:w="1440"/>
+            <w:tcW w:type="dxa" w:w="1234"/>
           </w:tcPr>
           <w:p>
             <w:r>
@@ -623,7 +684,7 @@
         </w:tc>
         <w:tc>
           <w:tcPr>
-            <w:tcW w:type="dxa" w:w="1440"/>
+            <w:tcW w:type="dxa" w:w="1234"/>
           </w:tcPr>
           <w:p>
             <w:r>
@@ -633,7 +694,7 @@
         </w:tc>
         <w:tc>
           <w:tcPr>
-            <w:tcW w:type="dxa" w:w="1440"/>
+            <w:tcW w:type="dxa" w:w="1234"/>
           </w:tcPr>
           <w:p>
             <w:r>
@@ -643,11 +704,21 @@
         </w:tc>
         <w:tc>
           <w:tcPr>
-            <w:tcW w:type="dxa" w:w="1440"/>
-          </w:tcPr>
-          <w:p>
-            <w:r>
-              <w:t>105,092,277</w:t>
+            <w:tcW w:type="dxa" w:w="1234"/>
+          </w:tcPr>
+          <w:p>
+            <w:r>
+              <w:t>10509.23</w:t>
+            </w:r>
+          </w:p>
+        </w:tc>
+        <w:tc>
+          <w:tcPr>
+            <w:tcW w:type="dxa" w:w="1234"/>
+          </w:tcPr>
+          <w:p>
+            <w:r>
+              <w:t>139.08</w:t>
             </w:r>
           </w:p>
         </w:tc>
@@ -655,7 +726,7 @@
       <w:tr>
         <w:tc>
           <w:tcPr>
-            <w:tcW w:type="dxa" w:w="1440"/>
+            <w:tcW w:type="dxa" w:w="1234"/>
           </w:tcPr>
           <w:p>
             <w:r>
@@ -665,7 +736,7 @@
         </w:tc>
         <w:tc>
           <w:tcPr>
-            <w:tcW w:type="dxa" w:w="1440"/>
+            <w:tcW w:type="dxa" w:w="1234"/>
           </w:tcPr>
           <w:p>
             <w:r>
@@ -675,7 +746,7 @@
         </w:tc>
         <w:tc>
           <w:tcPr>
-            <w:tcW w:type="dxa" w:w="1440"/>
+            <w:tcW w:type="dxa" w:w="1234"/>
           </w:tcPr>
           <w:p>
             <w:r>
@@ -685,7 +756,7 @@
         </w:tc>
         <w:tc>
           <w:tcPr>
-            <w:tcW w:type="dxa" w:w="1440"/>
+            <w:tcW w:type="dxa" w:w="1234"/>
           </w:tcPr>
           <w:p>
             <w:r>
@@ -695,7 +766,7 @@
         </w:tc>
         <w:tc>
           <w:tcPr>
-            <w:tcW w:type="dxa" w:w="1440"/>
+            <w:tcW w:type="dxa" w:w="1234"/>
           </w:tcPr>
           <w:p>
             <w:r>
@@ -705,11 +776,21 @@
         </w:tc>
         <w:tc>
           <w:tcPr>
-            <w:tcW w:type="dxa" w:w="1440"/>
-          </w:tcPr>
-          <w:p>
-            <w:r>
-              <w:t>95,919,448</w:t>
+            <w:tcW w:type="dxa" w:w="1234"/>
+          </w:tcPr>
+          <w:p>
+            <w:r>
+              <w:t>9591.94</w:t>
+            </w:r>
+          </w:p>
+        </w:tc>
+        <w:tc>
+          <w:tcPr>
+            <w:tcW w:type="dxa" w:w="1234"/>
+          </w:tcPr>
+          <w:p>
+            <w:r>
+              <w:t>142.62</w:t>
             </w:r>
           </w:p>
         </w:tc>
@@ -717,7 +798,7 @@
       <w:tr>
         <w:tc>
           <w:tcPr>
-            <w:tcW w:type="dxa" w:w="1440"/>
+            <w:tcW w:type="dxa" w:w="1234"/>
           </w:tcPr>
           <w:p>
             <w:r>
@@ -727,7 +808,7 @@
         </w:tc>
         <w:tc>
           <w:tcPr>
-            <w:tcW w:type="dxa" w:w="1440"/>
+            <w:tcW w:type="dxa" w:w="1234"/>
           </w:tcPr>
           <w:p>
             <w:r>
@@ -737,7 +818,7 @@
         </w:tc>
         <w:tc>
           <w:tcPr>
-            <w:tcW w:type="dxa" w:w="1440"/>
+            <w:tcW w:type="dxa" w:w="1234"/>
           </w:tcPr>
           <w:p>
             <w:r>
@@ -747,7 +828,7 @@
         </w:tc>
         <w:tc>
           <w:tcPr>
-            <w:tcW w:type="dxa" w:w="1440"/>
+            <w:tcW w:type="dxa" w:w="1234"/>
           </w:tcPr>
           <w:p>
             <w:r>
@@ -757,7 +838,7 @@
         </w:tc>
         <w:tc>
           <w:tcPr>
-            <w:tcW w:type="dxa" w:w="1440"/>
+            <w:tcW w:type="dxa" w:w="1234"/>
           </w:tcPr>
           <w:p>
             <w:r>
@@ -767,11 +848,21 @@
         </w:tc>
         <w:tc>
           <w:tcPr>
-            <w:tcW w:type="dxa" w:w="1440"/>
-          </w:tcPr>
-          <w:p>
-            <w:r>
-              <w:t>95,919,448</w:t>
+            <w:tcW w:type="dxa" w:w="1234"/>
+          </w:tcPr>
+          <w:p>
+            <w:r>
+              <w:t>9591.94</w:t>
+            </w:r>
+          </w:p>
+        </w:tc>
+        <w:tc>
+          <w:tcPr>
+            <w:tcW w:type="dxa" w:w="1234"/>
+          </w:tcPr>
+          <w:p>
+            <w:r>
+              <w:t>142.62</w:t>
             </w:r>
           </w:p>
         </w:tc>
@@ -779,7 +870,7 @@
       <w:tr>
         <w:tc>
           <w:tcPr>
-            <w:tcW w:type="dxa" w:w="1440"/>
+            <w:tcW w:type="dxa" w:w="1234"/>
           </w:tcPr>
           <w:p>
             <w:r>
@@ -789,7 +880,7 @@
         </w:tc>
         <w:tc>
           <w:tcPr>
-            <w:tcW w:type="dxa" w:w="1440"/>
+            <w:tcW w:type="dxa" w:w="1234"/>
           </w:tcPr>
           <w:p>
             <w:r>
@@ -799,7 +890,7 @@
         </w:tc>
         <w:tc>
           <w:tcPr>
-            <w:tcW w:type="dxa" w:w="1440"/>
+            <w:tcW w:type="dxa" w:w="1234"/>
           </w:tcPr>
           <w:p>
             <w:r>
@@ -809,7 +900,7 @@
         </w:tc>
         <w:tc>
           <w:tcPr>
-            <w:tcW w:type="dxa" w:w="1440"/>
+            <w:tcW w:type="dxa" w:w="1234"/>
           </w:tcPr>
           <w:p>
             <w:r>
@@ -819,7 +910,7 @@
         </w:tc>
         <w:tc>
           <w:tcPr>
-            <w:tcW w:type="dxa" w:w="1440"/>
+            <w:tcW w:type="dxa" w:w="1234"/>
           </w:tcPr>
           <w:p>
             <w:r>
@@ -829,11 +920,21 @@
         </w:tc>
         <w:tc>
           <w:tcPr>
-            <w:tcW w:type="dxa" w:w="1440"/>
-          </w:tcPr>
-          <w:p>
-            <w:r>
-              <w:t>92,277,993</w:t>
+            <w:tcW w:type="dxa" w:w="1234"/>
+          </w:tcPr>
+          <w:p>
+            <w:r>
+              <w:t>9227.80</w:t>
+            </w:r>
+          </w:p>
+        </w:tc>
+        <w:tc>
+          <w:tcPr>
+            <w:tcW w:type="dxa" w:w="1234"/>
+          </w:tcPr>
+          <w:p>
+            <w:r>
+              <w:t>4.77</w:t>
             </w:r>
           </w:p>
         </w:tc>
@@ -841,7 +942,7 @@
       <w:tr>
         <w:tc>
           <w:tcPr>
-            <w:tcW w:type="dxa" w:w="1440"/>
+            <w:tcW w:type="dxa" w:w="1234"/>
           </w:tcPr>
           <w:p>
             <w:r>
@@ -851,7 +952,7 @@
         </w:tc>
         <w:tc>
           <w:tcPr>
-            <w:tcW w:type="dxa" w:w="1440"/>
+            <w:tcW w:type="dxa" w:w="1234"/>
           </w:tcPr>
           <w:p>
             <w:r>
@@ -861,7 +962,7 @@
         </w:tc>
         <w:tc>
           <w:tcPr>
-            <w:tcW w:type="dxa" w:w="1440"/>
+            <w:tcW w:type="dxa" w:w="1234"/>
           </w:tcPr>
           <w:p>
             <w:r>
@@ -871,7 +972,7 @@
         </w:tc>
         <w:tc>
           <w:tcPr>
-            <w:tcW w:type="dxa" w:w="1440"/>
+            <w:tcW w:type="dxa" w:w="1234"/>
           </w:tcPr>
           <w:p>
             <w:r>
@@ -881,7 +982,7 @@
         </w:tc>
         <w:tc>
           <w:tcPr>
-            <w:tcW w:type="dxa" w:w="1440"/>
+            <w:tcW w:type="dxa" w:w="1234"/>
           </w:tcPr>
           <w:p>
             <w:r>
@@ -891,11 +992,21 @@
         </w:tc>
         <w:tc>
           <w:tcPr>
-            <w:tcW w:type="dxa" w:w="1440"/>
-          </w:tcPr>
-          <w:p>
-            <w:r>
-              <w:t>71,581,610</w:t>
+            <w:tcW w:type="dxa" w:w="1234"/>
+          </w:tcPr>
+          <w:p>
+            <w:r>
+              <w:t>7158.16</w:t>
+            </w:r>
+          </w:p>
+        </w:tc>
+        <w:tc>
+          <w:tcPr>
+            <w:tcW w:type="dxa" w:w="1234"/>
+          </w:tcPr>
+          <w:p>
+            <w:r>
+              <w:t>50.60</w:t>
             </w:r>
           </w:p>
         </w:tc>
@@ -903,7 +1014,7 @@
       <w:tr>
         <w:tc>
           <w:tcPr>
-            <w:tcW w:type="dxa" w:w="1440"/>
+            <w:tcW w:type="dxa" w:w="1234"/>
           </w:tcPr>
           <w:p>
             <w:r>
@@ -913,7 +1024,7 @@
         </w:tc>
         <w:tc>
           <w:tcPr>
-            <w:tcW w:type="dxa" w:w="1440"/>
+            <w:tcW w:type="dxa" w:w="1234"/>
           </w:tcPr>
           <w:p>
             <w:r>
@@ -923,7 +1034,7 @@
         </w:tc>
         <w:tc>
           <w:tcPr>
-            <w:tcW w:type="dxa" w:w="1440"/>
+            <w:tcW w:type="dxa" w:w="1234"/>
           </w:tcPr>
           <w:p>
             <w:r>
@@ -933,7 +1044,7 @@
         </w:tc>
         <w:tc>
           <w:tcPr>
-            <w:tcW w:type="dxa" w:w="1440"/>
+            <w:tcW w:type="dxa" w:w="1234"/>
           </w:tcPr>
           <w:p>
             <w:r>
@@ -943,7 +1054,7 @@
         </w:tc>
         <w:tc>
           <w:tcPr>
-            <w:tcW w:type="dxa" w:w="1440"/>
+            <w:tcW w:type="dxa" w:w="1234"/>
           </w:tcPr>
           <w:p>
             <w:r>
@@ -953,11 +1064,21 @@
         </w:tc>
         <w:tc>
           <w:tcPr>
-            <w:tcW w:type="dxa" w:w="1440"/>
-          </w:tcPr>
-          <w:p>
-            <w:r>
-              <w:t>66,909,414</w:t>
+            <w:tcW w:type="dxa" w:w="1234"/>
+          </w:tcPr>
+          <w:p>
+            <w:r>
+              <w:t>6690.94</w:t>
+            </w:r>
+          </w:p>
+        </w:tc>
+        <w:tc>
+          <w:tcPr>
+            <w:tcW w:type="dxa" w:w="1234"/>
+          </w:tcPr>
+          <w:p>
+            <w:r>
+              <w:t>85.11</w:t>
             </w:r>
           </w:p>
         </w:tc>
@@ -965,7 +1086,7 @@
       <w:tr>
         <w:tc>
           <w:tcPr>
-            <w:tcW w:type="dxa" w:w="1440"/>
+            <w:tcW w:type="dxa" w:w="1234"/>
           </w:tcPr>
           <w:p>
             <w:r>
@@ -975,7 +1096,7 @@
         </w:tc>
         <w:tc>
           <w:tcPr>
-            <w:tcW w:type="dxa" w:w="1440"/>
+            <w:tcW w:type="dxa" w:w="1234"/>
           </w:tcPr>
           <w:p>
             <w:r>
@@ -985,7 +1106,7 @@
         </w:tc>
         <w:tc>
           <w:tcPr>
-            <w:tcW w:type="dxa" w:w="1440"/>
+            <w:tcW w:type="dxa" w:w="1234"/>
           </w:tcPr>
           <w:p>
             <w:r>
@@ -995,7 +1116,7 @@
         </w:tc>
         <w:tc>
           <w:tcPr>
-            <w:tcW w:type="dxa" w:w="1440"/>
+            <w:tcW w:type="dxa" w:w="1234"/>
           </w:tcPr>
           <w:p>
             <w:r>
@@ -1005,7 +1126,7 @@
         </w:tc>
         <w:tc>
           <w:tcPr>
-            <w:tcW w:type="dxa" w:w="1440"/>
+            <w:tcW w:type="dxa" w:w="1234"/>
           </w:tcPr>
           <w:p>
             <w:r>
@@ -1015,11 +1136,21 @@
         </w:tc>
         <w:tc>
           <w:tcPr>
-            <w:tcW w:type="dxa" w:w="1440"/>
-          </w:tcPr>
-          <w:p>
-            <w:r>
-              <w:t>65,768,586</w:t>
+            <w:tcW w:type="dxa" w:w="1234"/>
+          </w:tcPr>
+          <w:p>
+            <w:r>
+              <w:t>6576.86</w:t>
+            </w:r>
+          </w:p>
+        </w:tc>
+        <w:tc>
+          <w:tcPr>
+            <w:tcW w:type="dxa" w:w="1234"/>
+          </w:tcPr>
+          <w:p>
+            <w:r>
+              <w:t>39.61</w:t>
             </w:r>
           </w:p>
         </w:tc>
@@ -1027,7 +1158,7 @@
       <w:tr>
         <w:tc>
           <w:tcPr>
-            <w:tcW w:type="dxa" w:w="1440"/>
+            <w:tcW w:type="dxa" w:w="1234"/>
           </w:tcPr>
           <w:p>
             <w:r>
@@ -1037,7 +1168,7 @@
         </w:tc>
         <w:tc>
           <w:tcPr>
-            <w:tcW w:type="dxa" w:w="1440"/>
+            <w:tcW w:type="dxa" w:w="1234"/>
           </w:tcPr>
           <w:p>
             <w:r>
@@ -1047,7 +1178,7 @@
         </w:tc>
         <w:tc>
           <w:tcPr>
-            <w:tcW w:type="dxa" w:w="1440"/>
+            <w:tcW w:type="dxa" w:w="1234"/>
           </w:tcPr>
           <w:p>
             <w:r>
@@ -1057,7 +1188,7 @@
         </w:tc>
         <w:tc>
           <w:tcPr>
-            <w:tcW w:type="dxa" w:w="1440"/>
+            <w:tcW w:type="dxa" w:w="1234"/>
           </w:tcPr>
           <w:p>
             <w:r>
@@ -1067,7 +1198,7 @@
         </w:tc>
         <w:tc>
           <w:tcPr>
-            <w:tcW w:type="dxa" w:w="1440"/>
+            <w:tcW w:type="dxa" w:w="1234"/>
           </w:tcPr>
           <w:p>
             <w:r>
@@ -1077,11 +1208,21 @@
         </w:tc>
         <w:tc>
           <w:tcPr>
-            <w:tcW w:type="dxa" w:w="1440"/>
-          </w:tcPr>
-          <w:p>
-            <w:r>
-              <w:t>42,964,162</w:t>
+            <w:tcW w:type="dxa" w:w="1234"/>
+          </w:tcPr>
+          <w:p>
+            <w:r>
+              <w:t>4296.42</w:t>
+            </w:r>
+          </w:p>
+        </w:tc>
+        <w:tc>
+          <w:tcPr>
+            <w:tcW w:type="dxa" w:w="1234"/>
+          </w:tcPr>
+          <w:p>
+            <w:r>
+              <w:t>100.25</w:t>
             </w:r>
           </w:p>
         </w:tc>
@@ -1089,7 +1230,7 @@
       <w:tr>
         <w:tc>
           <w:tcPr>
-            <w:tcW w:type="dxa" w:w="1440"/>
+            <w:tcW w:type="dxa" w:w="1234"/>
           </w:tcPr>
           <w:p>
             <w:r>
@@ -1099,7 +1240,7 @@
         </w:tc>
         <w:tc>
           <w:tcPr>
-            <w:tcW w:type="dxa" w:w="1440"/>
+            <w:tcW w:type="dxa" w:w="1234"/>
           </w:tcPr>
           <w:p>
             <w:r>
@@ -1109,7 +1250,7 @@
         </w:tc>
         <w:tc>
           <w:tcPr>
-            <w:tcW w:type="dxa" w:w="1440"/>
+            <w:tcW w:type="dxa" w:w="1234"/>
           </w:tcPr>
           <w:p>
             <w:r>
@@ -1119,7 +1260,7 @@
         </w:tc>
         <w:tc>
           <w:tcPr>
-            <w:tcW w:type="dxa" w:w="1440"/>
+            <w:tcW w:type="dxa" w:w="1234"/>
           </w:tcPr>
           <w:p>
             <w:r>
@@ -1129,7 +1270,7 @@
         </w:tc>
         <w:tc>
           <w:tcPr>
-            <w:tcW w:type="dxa" w:w="1440"/>
+            <w:tcW w:type="dxa" w:w="1234"/>
           </w:tcPr>
           <w:p>
             <w:r>
@@ -1139,11 +1280,21 @@
         </w:tc>
         <w:tc>
           <w:tcPr>
-            <w:tcW w:type="dxa" w:w="1440"/>
-          </w:tcPr>
-          <w:p>
-            <w:r>
-              <w:t>32,997,210</w:t>
+            <w:tcW w:type="dxa" w:w="1234"/>
+          </w:tcPr>
+          <w:p>
+            <w:r>
+              <w:t>3299.72</w:t>
+            </w:r>
+          </w:p>
+        </w:tc>
+        <w:tc>
+          <w:tcPr>
+            <w:tcW w:type="dxa" w:w="1234"/>
+          </w:tcPr>
+          <w:p>
+            <w:r>
+              <w:t>159.88</w:t>
             </w:r>
           </w:p>
         </w:tc>
@@ -1151,7 +1302,7 @@
       <w:tr>
         <w:tc>
           <w:tcPr>
-            <w:tcW w:type="dxa" w:w="1440"/>
+            <w:tcW w:type="dxa" w:w="1234"/>
           </w:tcPr>
           <w:p>
             <w:r>
@@ -1161,7 +1312,7 @@
         </w:tc>
         <w:tc>
           <w:tcPr>
-            <w:tcW w:type="dxa" w:w="1440"/>
+            <w:tcW w:type="dxa" w:w="1234"/>
           </w:tcPr>
           <w:p>
             <w:r>
@@ -1171,7 +1322,7 @@
         </w:tc>
         <w:tc>
           <w:tcPr>
-            <w:tcW w:type="dxa" w:w="1440"/>
+            <w:tcW w:type="dxa" w:w="1234"/>
           </w:tcPr>
           <w:p>
             <w:r>
@@ -1181,7 +1332,7 @@
         </w:tc>
         <w:tc>
           <w:tcPr>
-            <w:tcW w:type="dxa" w:w="1440"/>
+            <w:tcW w:type="dxa" w:w="1234"/>
           </w:tcPr>
           <w:p>
             <w:r>
@@ -1191,7 +1342,7 @@
         </w:tc>
         <w:tc>
           <w:tcPr>
-            <w:tcW w:type="dxa" w:w="1440"/>
+            <w:tcW w:type="dxa" w:w="1234"/>
           </w:tcPr>
           <w:p>
             <w:r>
@@ -1201,11 +1352,21 @@
         </w:tc>
         <w:tc>
           <w:tcPr>
-            <w:tcW w:type="dxa" w:w="1440"/>
-          </w:tcPr>
-          <w:p>
-            <w:r>
-              <w:t>30,584,021</w:t>
+            <w:tcW w:type="dxa" w:w="1234"/>
+          </w:tcPr>
+          <w:p>
+            <w:r>
+              <w:t>3058.40</w:t>
+            </w:r>
+          </w:p>
+        </w:tc>
+        <w:tc>
+          <w:tcPr>
+            <w:tcW w:type="dxa" w:w="1234"/>
+          </w:tcPr>
+          <w:p>
+            <w:r>
+              <w:t>4.99</w:t>
             </w:r>
           </w:p>
         </w:tc>

--- a/Stock/data/supply_chain_reports/20260610/daily_digest.docx
+++ b/Stock/data/supply_chain_reports/20260610/daily_digest.docx
@@ -13,7 +13,7 @@
     </w:p>
     <w:p>
       <w:r>
-        <w:t>数据来源：新浪财经 | 生成时间：2026-06-10 19:18:18</w:t>
+        <w:t>数据来源：新浪财经 | 生成时间：2026-06-10 19:28:56</w:t>
       </w:r>
     </w:p>
     <w:p>
@@ -452,7 +452,7 @@
           </w:tcPr>
           <w:p>
             <w:r>
-              <w:t>华天科技</w:t>
+              <w:t>600707</w:t>
             </w:r>
           </w:p>
         </w:tc>
@@ -462,7 +462,7 @@
           </w:tcPr>
           <w:p>
             <w:r>
-              <w:t>002185</w:t>
+              <w:t>600707</w:t>
             </w:r>
           </w:p>
         </w:tc>
@@ -472,7 +472,7 @@
           </w:tcPr>
           <w:p>
             <w:r>
-              <w:t>17.11</w:t>
+              <w:t>11.33</w:t>
             </w:r>
           </w:p>
         </w:tc>
@@ -482,7 +482,7 @@
           </w:tcPr>
           <w:p>
             <w:r>
-              <w:t>-2.89%</w:t>
+              <w:t>-9.00%</w:t>
             </w:r>
           </w:p>
         </w:tc>
@@ -492,7 +492,7 @@
           </w:tcPr>
           <w:p>
             <w:r>
-              <w:t>23790.71</w:t>
+              <w:t>26238.68</w:t>
             </w:r>
           </w:p>
         </w:tc>
@@ -502,7 +502,7 @@
           </w:tcPr>
           <w:p>
             <w:r>
-              <w:t>41.01</w:t>
+              <w:t>30.31</w:t>
             </w:r>
           </w:p>
         </w:tc>
@@ -524,7 +524,7 @@
           </w:tcPr>
           <w:p>
             <w:r>
-              <w:t>芯原股份</w:t>
+              <w:t>华天科技</w:t>
             </w:r>
           </w:p>
         </w:tc>
@@ -534,7 +534,7 @@
           </w:tcPr>
           <w:p>
             <w:r>
-              <w:t>688223</w:t>
+              <w:t>002185</w:t>
             </w:r>
           </w:p>
         </w:tc>
@@ -544,7 +544,7 @@
           </w:tcPr>
           <w:p>
             <w:r>
-              <w:t>5.32</w:t>
+              <w:t>17.11</w:t>
             </w:r>
           </w:p>
         </w:tc>
@@ -554,7 +554,7 @@
           </w:tcPr>
           <w:p>
             <w:r>
-              <w:t>+2.31%</w:t>
+              <w:t>-2.89%</w:t>
             </w:r>
           </w:p>
         </w:tc>
@@ -564,7 +564,7 @@
           </w:tcPr>
           <w:p>
             <w:r>
-              <w:t>18358.79</w:t>
+              <w:t>23790.71</w:t>
             </w:r>
           </w:p>
         </w:tc>
@@ -574,7 +574,7 @@
           </w:tcPr>
           <w:p>
             <w:r>
-              <w:t>9.38</w:t>
+              <w:t>41.01</w:t>
             </w:r>
           </w:p>
         </w:tc>
@@ -596,7 +596,7 @@
           </w:tcPr>
           <w:p>
             <w:r>
-              <w:t>紫光股份</w:t>
+              <w:t>600584</w:t>
             </w:r>
           </w:p>
         </w:tc>
@@ -606,7 +606,7 @@
           </w:tcPr>
           <w:p>
             <w:r>
-              <w:t>000938</w:t>
+              <w:t>600584</w:t>
             </w:r>
           </w:p>
         </w:tc>
@@ -616,7 +616,7 @@
           </w:tcPr>
           <w:p>
             <w:r>
-              <w:t>25.92</w:t>
+              <w:t>74.05</w:t>
             </w:r>
           </w:p>
         </w:tc>
@@ -626,7 +626,7 @@
           </w:tcPr>
           <w:p>
             <w:r>
-              <w:t>-1.74%</w:t>
+              <w:t>-1.65%</w:t>
             </w:r>
           </w:p>
         </w:tc>
@@ -636,7 +636,7 @@
           </w:tcPr>
           <w:p>
             <w:r>
-              <w:t>11828.41</w:t>
+              <w:t>15027.48</w:t>
             </w:r>
           </w:p>
         </w:tc>
@@ -646,7 +646,7 @@
           </w:tcPr>
           <w:p>
             <w:r>
-              <w:t>31.05</w:t>
+              <w:t>111.81</w:t>
             </w:r>
           </w:p>
         </w:tc>
@@ -668,7 +668,7 @@
           </w:tcPr>
           <w:p>
             <w:r>
-              <w:t>长电科技</w:t>
+              <w:t>紫光股份</w:t>
             </w:r>
           </w:p>
         </w:tc>
@@ -678,7 +678,7 @@
           </w:tcPr>
           <w:p>
             <w:r>
-              <w:t>002463</w:t>
+              <w:t>000938</w:t>
             </w:r>
           </w:p>
         </w:tc>
@@ -688,7 +688,7 @@
           </w:tcPr>
           <w:p>
             <w:r>
-              <w:t>130.60</w:t>
+              <w:t>25.92</w:t>
             </w:r>
           </w:p>
         </w:tc>
@@ -698,7 +698,7 @@
           </w:tcPr>
           <w:p>
             <w:r>
-              <w:t>-7.43%</w:t>
+              <w:t>-1.74%</w:t>
             </w:r>
           </w:p>
         </w:tc>
@@ -708,7 +708,7 @@
           </w:tcPr>
           <w:p>
             <w:r>
-              <w:t>10509.23</w:t>
+              <w:t>11828.41</w:t>
             </w:r>
           </w:p>
         </w:tc>
@@ -718,7 +718,7 @@
           </w:tcPr>
           <w:p>
             <w:r>
-              <w:t>139.08</w:t>
+              <w:t>31.05</w:t>
             </w:r>
           </w:p>
         </w:tc>
@@ -740,7 +740,7 @@
           </w:tcPr>
           <w:p>
             <w:r>
-              <w:t>生益科技</w:t>
+              <w:t>002156</w:t>
             </w:r>
           </w:p>
         </w:tc>
@@ -750,7 +750,7 @@
           </w:tcPr>
           <w:p>
             <w:r>
-              <w:t>600183</w:t>
+              <w:t>002156</w:t>
             </w:r>
           </w:p>
         </w:tc>
@@ -760,7 +760,7 @@
           </w:tcPr>
           <w:p>
             <w:r>
-              <w:t>146.90</w:t>
+              <w:t>61.44</w:t>
             </w:r>
           </w:p>
         </w:tc>
@@ -770,7 +770,7 @@
           </w:tcPr>
           <w:p>
             <w:r>
-              <w:t>-0.39%</w:t>
+              <w:t>-4.64%</w:t>
             </w:r>
           </w:p>
         </w:tc>
@@ -780,7 +780,7 @@
           </w:tcPr>
           <w:p>
             <w:r>
-              <w:t>9591.94</w:t>
+              <w:t>11197.29</w:t>
             </w:r>
           </w:p>
         </w:tc>
@@ -790,7 +790,7 @@
           </w:tcPr>
           <w:p>
             <w:r>
-              <w:t>142.62</w:t>
+              <w:t>69.22</w:t>
             </w:r>
           </w:p>
         </w:tc>
@@ -812,7 +812,7 @@
           </w:tcPr>
           <w:p>
             <w:r>
-              <w:t>生益科技</w:t>
+              <w:t>长电科技</w:t>
             </w:r>
           </w:p>
         </w:tc>
@@ -822,7 +822,7 @@
           </w:tcPr>
           <w:p>
             <w:r>
-              <w:t>600183</w:t>
+              <w:t>002463</w:t>
             </w:r>
           </w:p>
         </w:tc>
@@ -832,7 +832,7 @@
           </w:tcPr>
           <w:p>
             <w:r>
-              <w:t>146.90</w:t>
+              <w:t>130.60</w:t>
             </w:r>
           </w:p>
         </w:tc>
@@ -842,7 +842,7 @@
           </w:tcPr>
           <w:p>
             <w:r>
-              <w:t>-0.39%</w:t>
+              <w:t>-7.43%</w:t>
             </w:r>
           </w:p>
         </w:tc>
@@ -852,7 +852,7 @@
           </w:tcPr>
           <w:p>
             <w:r>
-              <w:t>9591.94</w:t>
+              <w:t>10509.23</w:t>
             </w:r>
           </w:p>
         </w:tc>
@@ -862,7 +862,7 @@
           </w:tcPr>
           <w:p>
             <w:r>
-              <w:t>142.62</w:t>
+              <w:t>139.08</w:t>
             </w:r>
           </w:p>
         </w:tc>
@@ -884,7 +884,7 @@
           </w:tcPr>
           <w:p>
             <w:r>
-              <w:t>沪硅产业</w:t>
+              <w:t>生益科技</w:t>
             </w:r>
           </w:p>
         </w:tc>
@@ -894,7 +894,7 @@
           </w:tcPr>
           <w:p>
             <w:r>
-              <w:t>601216</w:t>
+              <w:t>600183</w:t>
             </w:r>
           </w:p>
         </w:tc>
@@ -904,7 +904,7 @@
           </w:tcPr>
           <w:p>
             <w:r>
-              <w:t>5.10</w:t>
+              <w:t>146.90</w:t>
             </w:r>
           </w:p>
         </w:tc>
@@ -914,7 +914,7 @@
           </w:tcPr>
           <w:p>
             <w:r>
-              <w:t>+0.00%</w:t>
+              <w:t>-0.39%</w:t>
             </w:r>
           </w:p>
         </w:tc>
@@ -924,7 +924,7 @@
           </w:tcPr>
           <w:p>
             <w:r>
-              <w:t>9227.80</w:t>
+              <w:t>9591.94</w:t>
             </w:r>
           </w:p>
         </w:tc>
@@ -934,7 +934,7 @@
           </w:tcPr>
           <w:p>
             <w:r>
-              <w:t>4.77</w:t>
+              <w:t>142.62</w:t>
             </w:r>
           </w:p>
         </w:tc>
@@ -956,7 +956,7 @@
           </w:tcPr>
           <w:p>
             <w:r>
-              <w:t>英维克</w:t>
+              <w:t>生益科技</w:t>
             </w:r>
           </w:p>
         </w:tc>
@@ -966,7 +966,7 @@
           </w:tcPr>
           <w:p>
             <w:r>
-              <w:t>002837</w:t>
+              <w:t>600183</w:t>
             </w:r>
           </w:p>
         </w:tc>
@@ -976,7 +976,7 @@
           </w:tcPr>
           <w:p>
             <w:r>
-              <w:t>68.90</w:t>
+              <w:t>146.90</w:t>
             </w:r>
           </w:p>
         </w:tc>
@@ -986,7 +986,7 @@
           </w:tcPr>
           <w:p>
             <w:r>
-              <w:t>-1.18%</w:t>
+              <w:t>-0.39%</w:t>
             </w:r>
           </w:p>
         </w:tc>
@@ -996,7 +996,7 @@
           </w:tcPr>
           <w:p>
             <w:r>
-              <w:t>7158.16</w:t>
+              <w:t>9591.94</w:t>
             </w:r>
           </w:p>
         </w:tc>
@@ -1006,7 +1006,7 @@
           </w:tcPr>
           <w:p>
             <w:r>
-              <w:t>50.60</w:t>
+              <w:t>142.62</w:t>
             </w:r>
           </w:p>
         </w:tc>
@@ -1028,7 +1028,7 @@
           </w:tcPr>
           <w:p>
             <w:r>
-              <w:t>中芯国际</w:t>
+              <w:t>生益科技</w:t>
             </w:r>
           </w:p>
         </w:tc>
@@ -1038,7 +1038,7 @@
           </w:tcPr>
           <w:p>
             <w:r>
-              <w:t>688981</w:t>
+              <w:t>600183</w:t>
             </w:r>
           </w:p>
         </w:tc>
@@ -1048,7 +1048,7 @@
           </w:tcPr>
           <w:p>
             <w:r>
-              <w:t>125.34</w:t>
+              <w:t>146.90</w:t>
             </w:r>
           </w:p>
         </w:tc>
@@ -1058,7 +1058,7 @@
           </w:tcPr>
           <w:p>
             <w:r>
-              <w:t>-1.54%</w:t>
+              <w:t>-0.39%</w:t>
             </w:r>
           </w:p>
         </w:tc>
@@ -1068,7 +1068,7 @@
           </w:tcPr>
           <w:p>
             <w:r>
-              <w:t>6690.94</w:t>
+              <w:t>9591.94</w:t>
             </w:r>
           </w:p>
         </w:tc>
@@ -1078,7 +1078,7 @@
           </w:tcPr>
           <w:p>
             <w:r>
-              <w:t>85.11</w:t>
+              <w:t>142.62</w:t>
             </w:r>
           </w:p>
         </w:tc>
@@ -1100,7 +1100,7 @@
           </w:tcPr>
           <w:p>
             <w:r>
-              <w:t>浪潮信息</w:t>
+              <w:t>英维克</w:t>
             </w:r>
           </w:p>
         </w:tc>
@@ -1110,7 +1110,7 @@
           </w:tcPr>
           <w:p>
             <w:r>
-              <w:t>000977</w:t>
+              <w:t>002837</w:t>
             </w:r>
           </w:p>
         </w:tc>
@@ -1120,7 +1120,7 @@
           </w:tcPr>
           <w:p>
             <w:r>
-              <w:t>59.39</w:t>
+              <w:t>68.90</w:t>
             </w:r>
           </w:p>
         </w:tc>
@@ -1130,7 +1130,7 @@
           </w:tcPr>
           <w:p>
             <w:r>
-              <w:t>-0.12%</w:t>
+              <w:t>-1.18%</w:t>
             </w:r>
           </w:p>
         </w:tc>
@@ -1140,7 +1140,7 @@
           </w:tcPr>
           <w:p>
             <w:r>
-              <w:t>6576.86</w:t>
+              <w:t>7158.16</w:t>
             </w:r>
           </w:p>
         </w:tc>
@@ -1150,7 +1150,7 @@
           </w:tcPr>
           <w:p>
             <w:r>
-              <w:t>39.61</w:t>
+              <w:t>50.60</w:t>
             </w:r>
           </w:p>
         </w:tc>
@@ -1172,7 +1172,7 @@
           </w:tcPr>
           <w:p>
             <w:r>
-              <w:t>澜起科技</w:t>
+              <w:t>中芯国际</w:t>
             </w:r>
           </w:p>
         </w:tc>
@@ -1182,7 +1182,7 @@
           </w:tcPr>
           <w:p>
             <w:r>
-              <w:t>688008</w:t>
+              <w:t>688981</w:t>
             </w:r>
           </w:p>
         </w:tc>
@@ -1192,7 +1192,7 @@
           </w:tcPr>
           <w:p>
             <w:r>
-              <w:t>231.00</w:t>
+              <w:t>125.34</w:t>
             </w:r>
           </w:p>
         </w:tc>
@@ -1202,7 +1202,7 @@
           </w:tcPr>
           <w:p>
             <w:r>
-              <w:t>-2.28%</w:t>
+              <w:t>-1.54%</w:t>
             </w:r>
           </w:p>
         </w:tc>
@@ -1212,7 +1212,7 @@
           </w:tcPr>
           <w:p>
             <w:r>
-              <w:t>4296.42</w:t>
+              <w:t>6690.94</w:t>
             </w:r>
           </w:p>
         </w:tc>
@@ -1222,7 +1222,7 @@
           </w:tcPr>
           <w:p>
             <w:r>
-              <w:t>100.25</w:t>
+              <w:t>85.11</w:t>
             </w:r>
           </w:p>
         </w:tc>
@@ -1244,7 +1244,7 @@
           </w:tcPr>
           <w:p>
             <w:r>
-              <w:t>兆易创新</w:t>
+              <w:t>浪潮信息</w:t>
             </w:r>
           </w:p>
         </w:tc>
@@ -1254,7 +1254,7 @@
           </w:tcPr>
           <w:p>
             <w:r>
-              <w:t>603986</w:t>
+              <w:t>000977</w:t>
             </w:r>
           </w:p>
         </w:tc>
@@ -1264,7 +1264,7 @@
           </w:tcPr>
           <w:p>
             <w:r>
-              <w:t>480.84</w:t>
+              <w:t>59.39</w:t>
             </w:r>
           </w:p>
         </w:tc>
@@ -1274,7 +1274,7 @@
           </w:tcPr>
           <w:p>
             <w:r>
-              <w:t>-3.93%</w:t>
+              <w:t>-0.12%</w:t>
             </w:r>
           </w:p>
         </w:tc>
@@ -1284,7 +1284,7 @@
           </w:tcPr>
           <w:p>
             <w:r>
-              <w:t>3299.72</w:t>
+              <w:t>6576.86</w:t>
             </w:r>
           </w:p>
         </w:tc>
@@ -1294,7 +1294,7 @@
           </w:tcPr>
           <w:p>
             <w:r>
-              <w:t>159.88</w:t>
+              <w:t>39.61</w:t>
             </w:r>
           </w:p>
         </w:tc>
@@ -1316,7 +1316,7 @@
           </w:tcPr>
           <w:p>
             <w:r>
-              <w:t>东旭光电</w:t>
+              <w:t>澜起科技</w:t>
             </w:r>
           </w:p>
         </w:tc>
@@ -1326,7 +1326,7 @@
           </w:tcPr>
           <w:p>
             <w:r>
-              <w:t>002236</w:t>
+              <w:t>688008</w:t>
             </w:r>
           </w:p>
         </w:tc>
@@ -1336,7 +1336,7 @@
           </w:tcPr>
           <w:p>
             <w:r>
-              <w:t>16.24</w:t>
+              <w:t>231.00</w:t>
             </w:r>
           </w:p>
         </w:tc>
@@ -1346,7 +1346,7 @@
           </w:tcPr>
           <w:p>
             <w:r>
-              <w:t>-2.11%</w:t>
+              <w:t>-2.28%</w:t>
             </w:r>
           </w:p>
         </w:tc>
@@ -1356,7 +1356,7 @@
           </w:tcPr>
           <w:p>
             <w:r>
-              <w:t>3058.40</w:t>
+              <w:t>4296.42</w:t>
             </w:r>
           </w:p>
         </w:tc>
@@ -1366,7 +1366,7 @@
           </w:tcPr>
           <w:p>
             <w:r>
-              <w:t>4.99</w:t>
+              <w:t>100.25</w:t>
             </w:r>
           </w:p>
         </w:tc>
@@ -1460,7 +1460,7 @@
           </w:tcPr>
           <w:p>
             <w:r>
-              <w:t>沪硅产业</w:t>
+              <w:t>上海新昇</w:t>
             </w:r>
           </w:p>
         </w:tc>
@@ -1470,7 +1470,7 @@
           </w:tcPr>
           <w:p>
             <w:r>
-              <w:t>601216</w:t>
+              <w:t>688126</w:t>
             </w:r>
           </w:p>
         </w:tc>
@@ -1490,7 +1490,7 @@
           </w:tcPr>
           <w:p>
             <w:r>
-              <w:t>半导体制造的上游材料供应商</w:t>
+              <w:t>国内12英寸硅片龙头</w:t>
             </w:r>
           </w:p>
         </w:tc>
@@ -1500,7 +1500,7 @@
           </w:tcPr>
           <w:p>
             <w:r>
-              <w:t>+0.00%</w:t>
+              <w:t>+2.90%</w:t>
             </w:r>
           </w:p>
         </w:tc>
@@ -1512,7 +1512,7 @@
           </w:tcPr>
           <w:p>
             <w:r>
-              <w:t>上海新昇</w:t>
+              <w:t>600707</w:t>
             </w:r>
           </w:p>
         </w:tc>
@@ -1522,7 +1522,7 @@
           </w:tcPr>
           <w:p>
             <w:r>
-              <w:t>688126</w:t>
+              <w:t>600707</w:t>
             </w:r>
           </w:p>
         </w:tc>
@@ -1532,7 +1532,7 @@
           </w:tcPr>
           <w:p>
             <w:r>
-              <w:t>硅片</w:t>
+              <w:t>其他</w:t>
             </w:r>
           </w:p>
         </w:tc>
@@ -1542,7 +1542,7 @@
           </w:tcPr>
           <w:p>
             <w:r>
-              <w:t>国内12英寸硅片龙头</w:t>
+              <w:t>产业链位置待确定</w:t>
             </w:r>
           </w:p>
         </w:tc>
@@ -1552,7 +1552,7 @@
           </w:tcPr>
           <w:p>
             <w:r>
-              <w:t>+2.90%</w:t>
+              <w:t>-9.00%</w:t>
             </w:r>
           </w:p>
         </w:tc>
@@ -1564,7 +1564,7 @@
           </w:tcPr>
           <w:p>
             <w:r>
-              <w:t>彩虹股份</w:t>
+              <w:t>000413</w:t>
             </w:r>
           </w:p>
         </w:tc>
@@ -1574,7 +1574,7 @@
           </w:tcPr>
           <w:p>
             <w:r>
-              <w:t>002163</w:t>
+              <w:t>000413</w:t>
             </w:r>
           </w:p>
         </w:tc>
@@ -1584,7 +1584,7 @@
           </w:tcPr>
           <w:p>
             <w:r>
-              <w:t>玻璃基板</w:t>
+              <w:t>其他</w:t>
             </w:r>
           </w:p>
         </w:tc>
@@ -1594,7 +1594,7 @@
           </w:tcPr>
           <w:p>
             <w:r>
-              <w:t>LCD面板上游材料</w:t>
+              <w:t>产业链位置待确定</w:t>
             </w:r>
           </w:p>
         </w:tc>
@@ -1604,59 +1604,7 @@
           </w:tcPr>
           <w:p>
             <w:r>
-              <w:t>-1.59%</w:t>
-            </w:r>
-          </w:p>
-        </w:tc>
-      </w:tr>
-      <w:tr>
-        <w:tc>
-          <w:tcPr>
-            <w:tcW w:type="dxa" w:w="1728"/>
-          </w:tcPr>
-          <w:p>
-            <w:r>
-              <w:t>东旭光电</w:t>
-            </w:r>
-          </w:p>
-        </w:tc>
-        <w:tc>
-          <w:tcPr>
-            <w:tcW w:type="dxa" w:w="1728"/>
-          </w:tcPr>
-          <w:p>
-            <w:r>
-              <w:t>002236</w:t>
-            </w:r>
-          </w:p>
-        </w:tc>
-        <w:tc>
-          <w:tcPr>
-            <w:tcW w:type="dxa" w:w="1728"/>
-          </w:tcPr>
-          <w:p>
-            <w:r>
-              <w:t>玻璃基板</w:t>
-            </w:r>
-          </w:p>
-        </w:tc>
-        <w:tc>
-          <w:tcPr>
-            <w:tcW w:type="dxa" w:w="1728"/>
-          </w:tcPr>
-          <w:p>
-            <w:r>
-              <w:t>国内最大玻璃基板生产基地</w:t>
-            </w:r>
-          </w:p>
-        </w:tc>
-        <w:tc>
-          <w:tcPr>
-            <w:tcW w:type="dxa" w:w="1728"/>
-          </w:tcPr>
-          <w:p>
-            <w:r>
-              <w:t>-2.11%</w:t>
+              <w:t>-100.00%</w:t>
             </w:r>
           </w:p>
         </w:tc>
@@ -1898,7 +1846,7 @@
           </w:tcPr>
           <w:p>
             <w:r>
-              <w:t>华大九天</w:t>
+              <w:t>301269</w:t>
             </w:r>
           </w:p>
         </w:tc>
@@ -1908,7 +1856,7 @@
           </w:tcPr>
           <w:p>
             <w:r>
-              <w:t>688221</w:t>
+              <w:t>301269</w:t>
             </w:r>
           </w:p>
         </w:tc>
@@ -1918,7 +1866,7 @@
           </w:tcPr>
           <w:p>
             <w:r>
-              <w:t>EDA工具</w:t>
+              <w:t>其他</w:t>
             </w:r>
           </w:p>
         </w:tc>
@@ -1928,7 +1876,7 @@
           </w:tcPr>
           <w:p>
             <w:r>
-              <w:t>国内EDA龙头</w:t>
+              <w:t>产业链位置待确定</w:t>
             </w:r>
           </w:p>
         </w:tc>
@@ -1938,7 +1886,7 @@
           </w:tcPr>
           <w:p>
             <w:r>
-              <w:t>-1.05%</w:t>
+              <w:t>-2.64%</w:t>
             </w:r>
           </w:p>
         </w:tc>
@@ -1950,7 +1898,7 @@
           </w:tcPr>
           <w:p>
             <w:r>
-              <w:t>芯愿景</w:t>
+              <w:t>中微公司</w:t>
             </w:r>
           </w:p>
         </w:tc>
@@ -1960,7 +1908,7 @@
           </w:tcPr>
           <w:p>
             <w:r>
-              <w:t>688036</w:t>
+              <w:t>688012</w:t>
             </w:r>
           </w:p>
         </w:tc>
@@ -1970,7 +1918,7 @@
           </w:tcPr>
           <w:p>
             <w:r>
-              <w:t>EDA工具</w:t>
+              <w:t>刻蚀设备</w:t>
             </w:r>
           </w:p>
         </w:tc>
@@ -1980,7 +1928,7 @@
           </w:tcPr>
           <w:p>
             <w:r>
-              <w:t>IC分析设计服务商</w:t>
+              <w:t>半导体制造核心设备</w:t>
             </w:r>
           </w:p>
         </w:tc>
@@ -1990,7 +1938,7 @@
           </w:tcPr>
           <w:p>
             <w:r>
-              <w:t>-5.24%</w:t>
+              <w:t>+1.43%</w:t>
             </w:r>
           </w:p>
         </w:tc>
@@ -2002,7 +1950,7 @@
           </w:tcPr>
           <w:p>
             <w:r>
-              <w:t>中微公司</w:t>
+              <w:t>北方华创</w:t>
             </w:r>
           </w:p>
         </w:tc>
@@ -2012,7 +1960,7 @@
           </w:tcPr>
           <w:p>
             <w:r>
-              <w:t>688012</w:t>
+              <w:t>002371</w:t>
             </w:r>
           </w:p>
         </w:tc>
@@ -2022,7 +1970,7 @@
           </w:tcPr>
           <w:p>
             <w:r>
-              <w:t>刻蚀设备</w:t>
+              <w:t>薄膜沉积/刻蚀设备</w:t>
             </w:r>
           </w:p>
         </w:tc>
@@ -2032,7 +1980,7 @@
           </w:tcPr>
           <w:p>
             <w:r>
-              <w:t>半导体制造核心设备</w:t>
+              <w:t>国内半导体设备龙头</w:t>
             </w:r>
           </w:p>
         </w:tc>
@@ -2042,7 +1990,7 @@
           </w:tcPr>
           <w:p>
             <w:r>
-              <w:t>+1.43%</w:t>
+              <w:t>+0.34%</w:t>
             </w:r>
           </w:p>
         </w:tc>
@@ -2054,7 +2002,7 @@
           </w:tcPr>
           <w:p>
             <w:r>
-              <w:t>北方华创</w:t>
+              <w:t>中微公司</w:t>
             </w:r>
           </w:p>
         </w:tc>
@@ -2064,7 +2012,7 @@
           </w:tcPr>
           <w:p>
             <w:r>
-              <w:t>002371</w:t>
+              <w:t>688012</w:t>
             </w:r>
           </w:p>
         </w:tc>
@@ -2074,7 +2022,7 @@
           </w:tcPr>
           <w:p>
             <w:r>
-              <w:t>薄膜沉积/刻蚀设备</w:t>
+              <w:t>刻蚀设备</w:t>
             </w:r>
           </w:p>
         </w:tc>
@@ -2084,7 +2032,7 @@
           </w:tcPr>
           <w:p>
             <w:r>
-              <w:t>国内半导体设备龙头</w:t>
+              <w:t>半导体制造核心设备</w:t>
             </w:r>
           </w:p>
         </w:tc>
@@ -2094,7 +2042,7 @@
           </w:tcPr>
           <w:p>
             <w:r>
-              <w:t>+0.34%</w:t>
+              <w:t>+1.43%</w:t>
             </w:r>
           </w:p>
         </w:tc>
@@ -2106,7 +2054,7 @@
           </w:tcPr>
           <w:p>
             <w:r>
-              <w:t>中微公司</w:t>
+              <w:t>北方华创</w:t>
             </w:r>
           </w:p>
         </w:tc>
@@ -2116,7 +2064,7 @@
           </w:tcPr>
           <w:p>
             <w:r>
-              <w:t>688012</w:t>
+              <w:t>002371</w:t>
             </w:r>
           </w:p>
         </w:tc>
@@ -2126,7 +2074,7 @@
           </w:tcPr>
           <w:p>
             <w:r>
-              <w:t>刻蚀设备</w:t>
+              <w:t>薄膜沉积/刻蚀设备</w:t>
             </w:r>
           </w:p>
         </w:tc>
@@ -2136,7 +2084,7 @@
           </w:tcPr>
           <w:p>
             <w:r>
-              <w:t>半导体制造核心设备</w:t>
+              <w:t>国内半导体设备龙头</w:t>
             </w:r>
           </w:p>
         </w:tc>
@@ -2146,7 +2094,7 @@
           </w:tcPr>
           <w:p>
             <w:r>
-              <w:t>+1.43%</w:t>
+              <w:t>+0.34%</w:t>
             </w:r>
           </w:p>
         </w:tc>
@@ -2158,7 +2106,7 @@
           </w:tcPr>
           <w:p>
             <w:r>
-              <w:t>北方华创</w:t>
+              <w:t>688001</w:t>
             </w:r>
           </w:p>
         </w:tc>
@@ -2168,7 +2116,7 @@
           </w:tcPr>
           <w:p>
             <w:r>
-              <w:t>002371</w:t>
+              <w:t>688001</w:t>
             </w:r>
           </w:p>
         </w:tc>
@@ -2178,7 +2126,7 @@
           </w:tcPr>
           <w:p>
             <w:r>
-              <w:t>薄膜沉积/刻蚀设备</w:t>
+              <w:t>其他</w:t>
             </w:r>
           </w:p>
         </w:tc>
@@ -2188,7 +2136,7 @@
           </w:tcPr>
           <w:p>
             <w:r>
-              <w:t>国内半导体设备龙头</w:t>
+              <w:t>产业链位置待确定</w:t>
             </w:r>
           </w:p>
         </w:tc>
@@ -2198,59 +2146,7 @@
           </w:tcPr>
           <w:p>
             <w:r>
-              <w:t>+0.34%</w:t>
-            </w:r>
-          </w:p>
-        </w:tc>
-      </w:tr>
-      <w:tr>
-        <w:tc>
-          <w:tcPr>
-            <w:tcW w:type="dxa" w:w="1728"/>
-          </w:tcPr>
-          <w:p>
-            <w:r>
-              <w:t>华兴源创</w:t>
-            </w:r>
-          </w:p>
-        </w:tc>
-        <w:tc>
-          <w:tcPr>
-            <w:tcW w:type="dxa" w:w="1728"/>
-          </w:tcPr>
-          <w:p>
-            <w:r>
-              <w:t>688408</w:t>
-            </w:r>
-          </w:p>
-        </w:tc>
-        <w:tc>
-          <w:tcPr>
-            <w:tcW w:type="dxa" w:w="1728"/>
-          </w:tcPr>
-          <w:p>
-            <w:r>
-              <w:t>封装测试设备</w:t>
-            </w:r>
-          </w:p>
-        </w:tc>
-        <w:tc>
-          <w:tcPr>
-            <w:tcW w:type="dxa" w:w="1728"/>
-          </w:tcPr>
-          <w:p>
-            <w:r>
-              <w:t>面板检测龙头</w:t>
-            </w:r>
-          </w:p>
-        </w:tc>
-        <w:tc>
-          <w:tcPr>
-            <w:tcW w:type="dxa" w:w="1728"/>
-          </w:tcPr>
-          <w:p>
-            <w:r>
-              <w:t>-1.10%</w:t>
+              <w:t>-3.94%</w:t>
             </w:r>
           </w:p>
         </w:tc>
@@ -2492,7 +2388,7 @@
           </w:tcPr>
           <w:p>
             <w:r>
-              <w:t>寒武纪</w:t>
+              <w:t>688256</w:t>
             </w:r>
           </w:p>
         </w:tc>
@@ -2502,7 +2398,7 @@
           </w:tcPr>
           <w:p>
             <w:r>
-              <w:t>603486</w:t>
+              <w:t>688256</w:t>
             </w:r>
           </w:p>
         </w:tc>
@@ -2512,7 +2408,7 @@
           </w:tcPr>
           <w:p>
             <w:r>
-              <w:t>IC设计</w:t>
+              <w:t>其他</w:t>
             </w:r>
           </w:p>
         </w:tc>
@@ -2522,7 +2418,7 @@
           </w:tcPr>
           <w:p>
             <w:r>
-              <w:t>AI芯片设计龙头</w:t>
+              <w:t>产业链位置待确定</w:t>
             </w:r>
           </w:p>
         </w:tc>
@@ -2532,7 +2428,7 @@
           </w:tcPr>
           <w:p>
             <w:r>
-              <w:t>-3.44%</w:t>
+              <w:t>-3.07%</w:t>
             </w:r>
           </w:p>
         </w:tc>
@@ -2544,7 +2440,7 @@
           </w:tcPr>
           <w:p>
             <w:r>
-              <w:t>芯原股份</w:t>
+              <w:t>芯海科技</w:t>
             </w:r>
           </w:p>
         </w:tc>
@@ -2554,7 +2450,7 @@
           </w:tcPr>
           <w:p>
             <w:r>
-              <w:t>688223</w:t>
+              <w:t>688521</w:t>
             </w:r>
           </w:p>
         </w:tc>
@@ -2574,7 +2470,7 @@
           </w:tcPr>
           <w:p>
             <w:r>
-              <w:t>芯片设计服务龙头</w:t>
+              <w:t>模拟芯片设计</w:t>
             </w:r>
           </w:p>
         </w:tc>
@@ -2584,7 +2480,7 @@
           </w:tcPr>
           <w:p>
             <w:r>
-              <w:t>+2.31%</w:t>
+              <w:t>+0.44%</w:t>
             </w:r>
           </w:p>
         </w:tc>
@@ -2596,7 +2492,7 @@
           </w:tcPr>
           <w:p>
             <w:r>
-              <w:t>芯海科技</w:t>
+              <w:t>688595</w:t>
             </w:r>
           </w:p>
         </w:tc>
@@ -2606,7 +2502,7 @@
           </w:tcPr>
           <w:p>
             <w:r>
-              <w:t>688521</w:t>
+              <w:t>688595</w:t>
             </w:r>
           </w:p>
         </w:tc>
@@ -2616,7 +2512,7 @@
           </w:tcPr>
           <w:p>
             <w:r>
-              <w:t>IC设计</w:t>
+              <w:t>其他</w:t>
             </w:r>
           </w:p>
         </w:tc>
@@ -2626,7 +2522,7 @@
           </w:tcPr>
           <w:p>
             <w:r>
-              <w:t>模拟芯片设计</w:t>
+              <w:t>产业链位置待确定</w:t>
             </w:r>
           </w:p>
         </w:tc>
@@ -2636,7 +2532,7 @@
           </w:tcPr>
           <w:p>
             <w:r>
-              <w:t>+0.44%</w:t>
+              <w:t>-5.38%</w:t>
             </w:r>
           </w:p>
         </w:tc>
@@ -2826,7 +2722,7 @@
           </w:tcPr>
           <w:p>
             <w:r>
-              <w:t>长电科技</w:t>
+              <w:t>600584</w:t>
             </w:r>
           </w:p>
         </w:tc>
@@ -2836,7 +2732,7 @@
           </w:tcPr>
           <w:p>
             <w:r>
-              <w:t>002463</w:t>
+              <w:t>600584</w:t>
             </w:r>
           </w:p>
         </w:tc>
@@ -2846,7 +2742,7 @@
           </w:tcPr>
           <w:p>
             <w:r>
-              <w:t>先进封装</w:t>
+              <w:t>其他</w:t>
             </w:r>
           </w:p>
         </w:tc>
@@ -2856,7 +2752,7 @@
           </w:tcPr>
           <w:p>
             <w:r>
-              <w:t>全球第三大封测厂</w:t>
+              <w:t>产业链位置待确定</w:t>
             </w:r>
           </w:p>
         </w:tc>
@@ -2866,7 +2762,7 @@
           </w:tcPr>
           <w:p>
             <w:r>
-              <w:t>-7.43%</w:t>
+              <w:t>-1.65%</w:t>
             </w:r>
           </w:p>
         </w:tc>
@@ -2878,7 +2774,7 @@
           </w:tcPr>
           <w:p>
             <w:r>
-              <w:t>通富微电</w:t>
+              <w:t>002156</w:t>
             </w:r>
           </w:p>
         </w:tc>
@@ -2888,7 +2784,7 @@
           </w:tcPr>
           <w:p>
             <w:r>
-              <w:t>002920</w:t>
+              <w:t>002156</w:t>
             </w:r>
           </w:p>
         </w:tc>
@@ -2898,7 +2794,7 @@
           </w:tcPr>
           <w:p>
             <w:r>
-              <w:t>先进封装</w:t>
+              <w:t>其他</w:t>
             </w:r>
           </w:p>
         </w:tc>
@@ -2908,7 +2804,7 @@
           </w:tcPr>
           <w:p>
             <w:r>
-              <w:t>国内封测龙头</w:t>
+              <w:t>产业链位置待确定</w:t>
             </w:r>
           </w:p>
         </w:tc>
@@ -2918,7 +2814,7 @@
           </w:tcPr>
           <w:p>
             <w:r>
-              <w:t>-4.40%</w:t>
+              <w:t>-4.64%</w:t>
             </w:r>
           </w:p>
         </w:tc>
@@ -3096,7 +2992,7 @@
           </w:tcPr>
           <w:p>
             <w:r>
-              <w:t>601238</w:t>
+              <w:t>600183</w:t>
             </w:r>
           </w:p>
         </w:tc>
@@ -3106,7 +3002,7 @@
           </w:tcPr>
           <w:p>
             <w:r>
-              <w:t>ABF薄膜</w:t>
+              <w:t>PCB基材</w:t>
             </w:r>
           </w:p>
         </w:tc>
@@ -3116,7 +3012,7 @@
           </w:tcPr>
           <w:p>
             <w:r>
-              <w:t>ABF薄膜上游材料</w:t>
+              <w:t>国内覆铜板龙头</w:t>
             </w:r>
           </w:p>
         </w:tc>
@@ -3126,7 +3022,7 @@
           </w:tcPr>
           <w:p>
             <w:r>
-              <w:t>-1.53%</w:t>
+              <w:t>-0.39%</w:t>
             </w:r>
           </w:p>
         </w:tc>
@@ -3368,7 +3264,7 @@
           </w:tcPr>
           <w:p>
             <w:r>
-              <w:t>申菱环境</w:t>
+              <w:t>301018</w:t>
             </w:r>
           </w:p>
         </w:tc>
@@ -3378,7 +3274,7 @@
           </w:tcPr>
           <w:p>
             <w:r>
-              <w:t>300261</w:t>
+              <w:t>301018</w:t>
             </w:r>
           </w:p>
         </w:tc>
@@ -3388,7 +3284,7 @@
           </w:tcPr>
           <w:p>
             <w:r>
-              <w:t>液冷散热</w:t>
+              <w:t>其他</w:t>
             </w:r>
           </w:p>
         </w:tc>
@@ -3398,7 +3294,7 @@
           </w:tcPr>
           <w:p>
             <w:r>
-              <w:t>数据中心温控</w:t>
+              <w:t>产业链位置待确定</w:t>
             </w:r>
           </w:p>
         </w:tc>
@@ -3408,7 +3304,7 @@
           </w:tcPr>
           <w:p>
             <w:r>
-              <w:t>+1.46%</w:t>
+              <w:t>-3.03%</w:t>
             </w:r>
           </w:p>
         </w:tc>
@@ -3420,7 +3316,7 @@
           </w:tcPr>
           <w:p>
             <w:r>
-              <w:t>寒武纪</w:t>
+              <w:t>300866</w:t>
             </w:r>
           </w:p>
         </w:tc>
@@ -3430,7 +3326,7 @@
           </w:tcPr>
           <w:p>
             <w:r>
-              <w:t>603486</w:t>
+              <w:t>300866</w:t>
             </w:r>
           </w:p>
         </w:tc>
@@ -3440,7 +3336,7 @@
           </w:tcPr>
           <w:p>
             <w:r>
-              <w:t>IC设计</w:t>
+              <w:t>其他</w:t>
             </w:r>
           </w:p>
         </w:tc>
@@ -3450,7 +3346,7 @@
           </w:tcPr>
           <w:p>
             <w:r>
-              <w:t>AI芯片设计龙头</w:t>
+              <w:t>产业链位置待确定</w:t>
             </w:r>
           </w:p>
         </w:tc>
@@ -3460,7 +3356,7 @@
           </w:tcPr>
           <w:p>
             <w:r>
-              <w:t>-3.44%</w:t>
+              <w:t>-2.72%</w:t>
             </w:r>
           </w:p>
         </w:tc>
@@ -3472,7 +3368,7 @@
           </w:tcPr>
           <w:p>
             <w:r>
-              <w:t>安克创新</w:t>
+              <w:t>深南电路</w:t>
             </w:r>
           </w:p>
         </w:tc>
@@ -3482,7 +3378,7 @@
           </w:tcPr>
           <w:p>
             <w:r>
-              <w:t>688169</w:t>
+              <w:t>002916</w:t>
             </w:r>
           </w:p>
         </w:tc>
@@ -3492,7 +3388,7 @@
           </w:tcPr>
           <w:p>
             <w:r>
-              <w:t>电源管理</w:t>
+              <w:t>封装载板</w:t>
             </w:r>
           </w:p>
         </w:tc>
@@ -3502,7 +3398,7 @@
           </w:tcPr>
           <w:p>
             <w:r>
-              <w:t>消费电子配件龙头</w:t>
+              <w:t>国内PCB/载板龙头</w:t>
             </w:r>
           </w:p>
         </w:tc>
@@ -3512,7 +3408,7 @@
           </w:tcPr>
           <w:p>
             <w:r>
-              <w:t>-5.21%</w:t>
+              <w:t>-3.26%</w:t>
             </w:r>
           </w:p>
         </w:tc>
@@ -3524,7 +3420,7 @@
           </w:tcPr>
           <w:p>
             <w:r>
-              <w:t>深南电路</w:t>
+              <w:t>生益科技</w:t>
             </w:r>
           </w:p>
         </w:tc>
@@ -3534,7 +3430,7 @@
           </w:tcPr>
           <w:p>
             <w:r>
-              <w:t>002916</w:t>
+              <w:t>600183</w:t>
             </w:r>
           </w:p>
         </w:tc>
@@ -3544,7 +3440,7 @@
           </w:tcPr>
           <w:p>
             <w:r>
-              <w:t>封装载板</w:t>
+              <w:t>PCB基材</w:t>
             </w:r>
           </w:p>
         </w:tc>
@@ -3554,7 +3450,7 @@
           </w:tcPr>
           <w:p>
             <w:r>
-              <w:t>国内PCB/载板龙头</w:t>
+              <w:t>国内覆铜板龙头</w:t>
             </w:r>
           </w:p>
         </w:tc>
@@ -3564,7 +3460,7 @@
           </w:tcPr>
           <w:p>
             <w:r>
-              <w:t>-3.26%</w:t>
+              <w:t>-0.39%</w:t>
             </w:r>
           </w:p>
         </w:tc>
@@ -3576,7 +3472,7 @@
           </w:tcPr>
           <w:p>
             <w:r>
-              <w:t>生益科技</w:t>
+              <w:t>长电科技</w:t>
             </w:r>
           </w:p>
         </w:tc>
@@ -3586,7 +3482,7 @@
           </w:tcPr>
           <w:p>
             <w:r>
-              <w:t>600183</w:t>
+              <w:t>002463</w:t>
             </w:r>
           </w:p>
         </w:tc>
@@ -3596,7 +3492,7 @@
           </w:tcPr>
           <w:p>
             <w:r>
-              <w:t>PCB基材</w:t>
+              <w:t>先进封装</w:t>
             </w:r>
           </w:p>
         </w:tc>
@@ -3606,7 +3502,7 @@
           </w:tcPr>
           <w:p>
             <w:r>
-              <w:t>国内覆铜板龙头</w:t>
+              <w:t>全球第三大封测厂</w:t>
             </w:r>
           </w:p>
         </w:tc>
@@ -3616,59 +3512,7 @@
           </w:tcPr>
           <w:p>
             <w:r>
-              <w:t>-0.39%</w:t>
-            </w:r>
-          </w:p>
-        </w:tc>
-      </w:tr>
-      <w:tr>
-        <w:tc>
-          <w:tcPr>
-            <w:tcW w:type="dxa" w:w="1728"/>
-          </w:tcPr>
-          <w:p>
-            <w:r>
-              <w:t>*ST超华</w:t>
-            </w:r>
-          </w:p>
-        </w:tc>
-        <w:tc>
-          <w:tcPr>
-            <w:tcW w:type="dxa" w:w="1728"/>
-          </w:tcPr>
-          <w:p>
-            <w:r>
-              <w:t>002288</w:t>
-            </w:r>
-          </w:p>
-        </w:tc>
-        <w:tc>
-          <w:tcPr>
-            <w:tcW w:type="dxa" w:w="1728"/>
-          </w:tcPr>
-          <w:p>
-            <w:r>
-              <w:t>PCB板</w:t>
-            </w:r>
-          </w:p>
-        </w:tc>
-        <w:tc>
-          <w:tcPr>
-            <w:tcW w:type="dxa" w:w="1728"/>
-          </w:tcPr>
-          <w:p>
-            <w:r>
-              <w:t>PCB材料供应商</w:t>
-            </w:r>
-          </w:p>
-        </w:tc>
-        <w:tc>
-          <w:tcPr>
-            <w:tcW w:type="dxa" w:w="1728"/>
-          </w:tcPr>
-          <w:p>
-            <w:r>
-              <w:t>-100.00%</w:t>
+              <w:t>-7.43%</w:t>
             </w:r>
           </w:p>
         </w:tc>

--- a/Stock/data/supply_chain_reports/20260610/daily_digest.docx
+++ b/Stock/data/supply_chain_reports/20260610/daily_digest.docx
@@ -13,7 +13,7 @@
     </w:p>
     <w:p>
       <w:r>
-        <w:t>数据来源：新浪财经 | 生成时间：2026-06-10 19:28:56</w:t>
+        <w:t>数据来源：新浪财经 | 生成时间：2026-06-10 19:40:35</w:t>
       </w:r>
     </w:p>
     <w:p>

--- a/Stock/data/supply_chain_reports/20260610/daily_digest.docx
+++ b/Stock/data/supply_chain_reports/20260610/daily_digest.docx
@@ -13,7 +13,7 @@
     </w:p>
     <w:p>
       <w:r>
-        <w:t>数据来源：新浪财经 | 生成时间：2026-06-10 19:40:35</w:t>
+        <w:t>数据来源：新浪财经 | 生成时间：2026-06-10 19:48:41</w:t>
       </w:r>
     </w:p>
     <w:p>
@@ -956,7 +956,7 @@
           </w:tcPr>
           <w:p>
             <w:r>
-              <w:t>生益科技</w:t>
+              <w:t>英维克</w:t>
             </w:r>
           </w:p>
         </w:tc>
@@ -966,7 +966,7 @@
           </w:tcPr>
           <w:p>
             <w:r>
-              <w:t>600183</w:t>
+              <w:t>002837</w:t>
             </w:r>
           </w:p>
         </w:tc>
@@ -976,7 +976,7 @@
           </w:tcPr>
           <w:p>
             <w:r>
-              <w:t>146.90</w:t>
+              <w:t>68.90</w:t>
             </w:r>
           </w:p>
         </w:tc>
@@ -986,7 +986,7 @@
           </w:tcPr>
           <w:p>
             <w:r>
-              <w:t>-0.39%</w:t>
+              <w:t>-1.18%</w:t>
             </w:r>
           </w:p>
         </w:tc>
@@ -996,7 +996,7 @@
           </w:tcPr>
           <w:p>
             <w:r>
-              <w:t>9591.94</w:t>
+              <w:t>7158.16</w:t>
             </w:r>
           </w:p>
         </w:tc>
@@ -1006,7 +1006,7 @@
           </w:tcPr>
           <w:p>
             <w:r>
-              <w:t>142.62</w:t>
+              <w:t>50.60</w:t>
             </w:r>
           </w:p>
         </w:tc>
@@ -1028,7 +1028,7 @@
           </w:tcPr>
           <w:p>
             <w:r>
-              <w:t>生益科技</w:t>
+              <w:t>中芯国际</w:t>
             </w:r>
           </w:p>
         </w:tc>
@@ -1038,7 +1038,7 @@
           </w:tcPr>
           <w:p>
             <w:r>
-              <w:t>600183</w:t>
+              <w:t>688981</w:t>
             </w:r>
           </w:p>
         </w:tc>
@@ -1048,7 +1048,7 @@
           </w:tcPr>
           <w:p>
             <w:r>
-              <w:t>146.90</w:t>
+              <w:t>125.34</w:t>
             </w:r>
           </w:p>
         </w:tc>
@@ -1058,7 +1058,7 @@
           </w:tcPr>
           <w:p>
             <w:r>
-              <w:t>-0.39%</w:t>
+              <w:t>-1.54%</w:t>
             </w:r>
           </w:p>
         </w:tc>
@@ -1068,7 +1068,7 @@
           </w:tcPr>
           <w:p>
             <w:r>
-              <w:t>9591.94</w:t>
+              <w:t>6690.94</w:t>
             </w:r>
           </w:p>
         </w:tc>
@@ -1078,7 +1078,7 @@
           </w:tcPr>
           <w:p>
             <w:r>
-              <w:t>142.62</w:t>
+              <w:t>85.11</w:t>
             </w:r>
           </w:p>
         </w:tc>
@@ -1100,7 +1100,7 @@
           </w:tcPr>
           <w:p>
             <w:r>
-              <w:t>英维克</w:t>
+              <w:t>浪潮信息</w:t>
             </w:r>
           </w:p>
         </w:tc>
@@ -1110,7 +1110,7 @@
           </w:tcPr>
           <w:p>
             <w:r>
-              <w:t>002837</w:t>
+              <w:t>000977</w:t>
             </w:r>
           </w:p>
         </w:tc>
@@ -1120,7 +1120,7 @@
           </w:tcPr>
           <w:p>
             <w:r>
-              <w:t>68.90</w:t>
+              <w:t>59.39</w:t>
             </w:r>
           </w:p>
         </w:tc>
@@ -1130,7 +1130,7 @@
           </w:tcPr>
           <w:p>
             <w:r>
-              <w:t>-1.18%</w:t>
+              <w:t>-0.12%</w:t>
             </w:r>
           </w:p>
         </w:tc>
@@ -1140,7 +1140,7 @@
           </w:tcPr>
           <w:p>
             <w:r>
-              <w:t>7158.16</w:t>
+              <w:t>6576.86</w:t>
             </w:r>
           </w:p>
         </w:tc>
@@ -1150,7 +1150,7 @@
           </w:tcPr>
           <w:p>
             <w:r>
-              <w:t>50.60</w:t>
+              <w:t>39.61</w:t>
             </w:r>
           </w:p>
         </w:tc>
@@ -1172,7 +1172,7 @@
           </w:tcPr>
           <w:p>
             <w:r>
-              <w:t>中芯国际</w:t>
+              <w:t>澜起科技</w:t>
             </w:r>
           </w:p>
         </w:tc>
@@ -1182,7 +1182,7 @@
           </w:tcPr>
           <w:p>
             <w:r>
-              <w:t>688981</w:t>
+              <w:t>688008</w:t>
             </w:r>
           </w:p>
         </w:tc>
@@ -1192,7 +1192,7 @@
           </w:tcPr>
           <w:p>
             <w:r>
-              <w:t>125.34</w:t>
+              <w:t>231.00</w:t>
             </w:r>
           </w:p>
         </w:tc>
@@ -1202,7 +1202,7 @@
           </w:tcPr>
           <w:p>
             <w:r>
-              <w:t>-1.54%</w:t>
+              <w:t>-2.28%</w:t>
             </w:r>
           </w:p>
         </w:tc>
@@ -1212,7 +1212,7 @@
           </w:tcPr>
           <w:p>
             <w:r>
-              <w:t>6690.94</w:t>
+              <w:t>4296.42</w:t>
             </w:r>
           </w:p>
         </w:tc>
@@ -1222,7 +1222,7 @@
           </w:tcPr>
           <w:p>
             <w:r>
-              <w:t>85.11</w:t>
+              <w:t>100.25</w:t>
             </w:r>
           </w:p>
         </w:tc>
@@ -1244,7 +1244,7 @@
           </w:tcPr>
           <w:p>
             <w:r>
-              <w:t>浪潮信息</w:t>
+              <w:t>兆易创新</w:t>
             </w:r>
           </w:p>
         </w:tc>
@@ -1254,7 +1254,7 @@
           </w:tcPr>
           <w:p>
             <w:r>
-              <w:t>000977</w:t>
+              <w:t>603986</w:t>
             </w:r>
           </w:p>
         </w:tc>
@@ -1264,7 +1264,7 @@
           </w:tcPr>
           <w:p>
             <w:r>
-              <w:t>59.39</w:t>
+              <w:t>480.84</w:t>
             </w:r>
           </w:p>
         </w:tc>
@@ -1274,7 +1274,7 @@
           </w:tcPr>
           <w:p>
             <w:r>
-              <w:t>-0.12%</w:t>
+              <w:t>-3.93%</w:t>
             </w:r>
           </w:p>
         </w:tc>
@@ -1284,7 +1284,7 @@
           </w:tcPr>
           <w:p>
             <w:r>
-              <w:t>6576.86</w:t>
+              <w:t>3299.72</w:t>
             </w:r>
           </w:p>
         </w:tc>
@@ -1294,7 +1294,7 @@
           </w:tcPr>
           <w:p>
             <w:r>
-              <w:t>39.61</w:t>
+              <w:t>159.88</w:t>
             </w:r>
           </w:p>
         </w:tc>
@@ -1316,7 +1316,7 @@
           </w:tcPr>
           <w:p>
             <w:r>
-              <w:t>澜起科技</w:t>
+              <w:t>中微公司</w:t>
             </w:r>
           </w:p>
         </w:tc>
@@ -1326,7 +1326,7 @@
           </w:tcPr>
           <w:p>
             <w:r>
-              <w:t>688008</w:t>
+              <w:t>688012</w:t>
             </w:r>
           </w:p>
         </w:tc>
@@ -1336,7 +1336,7 @@
           </w:tcPr>
           <w:p>
             <w:r>
-              <w:t>231.00</w:t>
+              <w:t>289.11</w:t>
             </w:r>
           </w:p>
         </w:tc>
@@ -1346,7 +1346,7 @@
           </w:tcPr>
           <w:p>
             <w:r>
-              <w:t>-2.28%</w:t>
+              <w:t>+1.43%</w:t>
             </w:r>
           </w:p>
         </w:tc>
@@ -1356,7 +1356,7 @@
           </w:tcPr>
           <w:p>
             <w:r>
-              <w:t>4296.42</w:t>
+              <w:t>2960.79</w:t>
             </w:r>
           </w:p>
         </w:tc>
@@ -1366,7 +1366,7 @@
           </w:tcPr>
           <w:p>
             <w:r>
-              <w:t>100.25</w:t>
+              <w:t>87.05</w:t>
             </w:r>
           </w:p>
         </w:tc>
